--- a/src/assets/templates/grille_evaluation_template.docx
+++ b/src/assets/templates/grille_evaluation_template.docx
@@ -1265,6 +1265,13 @@
                                 </w:rPr>
                                 <w:t>:</w:t>
                               </w:r>
+                              <w:r>
+                                <w:rPr>
+                                  <w:rFonts w:ascii="Arial" w:hAnsi="Arial"/>
+                                  <w:sz w:val="18"/>
+                                </w:rPr>
+                                <w:t xml:space="preserve">  {nomIntervieweur}</w:t>
+                              </w:r>
                             </w:p>
                           </w:txbxContent>
                         </wps:txbx>
@@ -1393,6 +1400,13 @@
                                 </w:rPr>
                                 <w:t>:</w:t>
                               </w:r>
+                              <w:r>
+                                <w:rPr>
+                                  <w:rFonts w:ascii="Arial" w:hAnsi="Arial"/>
+                                  <w:sz w:val="18"/>
+                                </w:rPr>
+                                <w:t xml:space="preserve">  {nomCandidat}</w:t>
+                              </w:r>
                             </w:p>
                           </w:txbxContent>
                         </wps:txbx>
@@ -1451,6 +1465,13 @@
                                 </w:rPr>
                                 <w:t>:</w:t>
                               </w:r>
+                              <w:r>
+                                <w:rPr>
+                                  <w:rFonts w:ascii="Arial" w:hAnsi="Arial"/>
+                                  <w:sz w:val="18"/>
+                                </w:rPr>
+                                <w:t xml:space="preserve">  {lieu}</w:t>
+                              </w:r>
                             </w:p>
                           </w:txbxContent>
                         </wps:txbx>
@@ -1506,6 +1527,13 @@
                                   <w:sz w:val="18"/>
                                 </w:rPr>
                                 <w:t>:</w:t>
+                              </w:r>
+                              <w:r>
+                                <w:rPr>
+                                  <w:rFonts w:ascii="Arial" w:hAnsi="Arial"/>
+                                  <w:sz w:val="18"/>
+                                </w:rPr>
+                                <w:t xml:space="preserve">  {date}</w:t>
                               </w:r>
                             </w:p>
                           </w:txbxContent>
@@ -2132,6 +2160,13 @@
                           </w:rPr>
                           <w:t>:</w:t>
                         </w:r>
+                        <w:r>
+                          <w:rPr>
+                            <w:rFonts w:ascii="Arial" w:hAnsi="Arial"/>
+                            <w:sz w:val="18"/>
+                          </w:rPr>
+                          <w:t xml:space="preserve">  {nomIntervieweur}</w:t>
+                        </w:r>
                       </w:p>
                     </w:txbxContent>
                   </v:textbox>
@@ -2246,6 +2281,13 @@
                           </w:rPr>
                           <w:t>:</w:t>
                         </w:r>
+                        <w:r>
+                          <w:rPr>
+                            <w:rFonts w:ascii="Arial" w:hAnsi="Arial"/>
+                            <w:sz w:val="18"/>
+                          </w:rPr>
+                          <w:t xml:space="preserve">  {nomCandidat}</w:t>
+                        </w:r>
                       </w:p>
                     </w:txbxContent>
                   </v:textbox>
@@ -2290,6 +2332,13 @@
                           </w:rPr>
                           <w:t>:</w:t>
                         </w:r>
+                        <w:r>
+                          <w:rPr>
+                            <w:rFonts w:ascii="Arial" w:hAnsi="Arial"/>
+                            <w:sz w:val="18"/>
+                          </w:rPr>
+                          <w:t xml:space="preserve">  {lieu}</w:t>
+                        </w:r>
                       </w:p>
                     </w:txbxContent>
                   </v:textbox>
@@ -2331,6 +2380,13 @@
                             <w:sz w:val="18"/>
                           </w:rPr>
                           <w:t>:</w:t>
+                        </w:r>
+                        <w:r>
+                          <w:rPr>
+                            <w:rFonts w:ascii="Arial" w:hAnsi="Arial"/>
+                            <w:sz w:val="18"/>
+                          </w:rPr>
+                          <w:t xml:space="preserve">  {date}</w:t>
                         </w:r>
                       </w:p>
                     </w:txbxContent>
